--- a/class_md/Snowflake-Class37-Notes.docx
+++ b/class_md/Snowflake-Class37-Notes.docx
@@ -37,7 +37,7 @@
         <w:rPr>
           <w:b/>
         </w:rPr>
-        <w:t>This is a GOOD class — the one the trainer flagged as exam-heavy, delivered.</w:t>
+        <w:t>This is a GOOD class — the incremental deep-dive the trainer flagged as "3–4 questions" (interview context — he never said exam).</w:t>
       </w:r>
       <w:r>
         <w:t xml:space="preserve"> It covers </w:t>
@@ -127,10 +127,10 @@
         <w:rPr>
           <w:b/>
         </w:rPr>
-        <w:t>~3–4 exam questions</w:t>
-      </w:r>
-      <w:r>
-        <w:t xml:space="preserve"> he warned about in Class 36. You also built this hands-on yourself, so it should feel familiar. </w:t>
+        <w:t>"3–4 questions"</w:t>
+      </w:r>
+      <w:r>
+        <w:t xml:space="preserve"> topic he flagged in Class 36 (interview, not stated as exam; the watermark+MERGE logic underneath does overlap the exam). You also built this hands-on yourself, so it should feel familiar. </w:t>
       </w:r>
       <w:r>
         <w:rPr>
@@ -232,7 +232,7 @@
         <w:pStyle w:val="Heading2"/>
       </w:pPr>
       <w:r>
-        <w:t>1. ⭐⭐⭐ Incremental models in dbt (the exam-flagged topic)</w:t>
+        <w:t>1. ⭐⭐⭐ Incremental models in dbt (trainer-flagged topic — interview; MERGE logic overlaps exam)</w:t>
       </w:r>
     </w:p>
     <w:p>
@@ -1679,7 +1679,7 @@
         <w:rPr>
           <w:i/>
         </w:rPr>
-        <w:t>End of Class 37 notes. Strong class: delivered the exam-flagged incremental deep-dive (is_incremental/{{this}}/MERGE + on_schema_change) and dbt tests (not_null/unique/accepted_values/relationships). You built incremental hands-on yourself this session, so it should stick.</w:t>
+        <w:t>End of Class 37 notes. Strong class: delivered the trainer-flagged (interview) incremental deep-dive (is_incremental/{{this}}/MERGE + on_schema_change) and dbt tests (not_null/unique/accepted_values/relationships). You built incremental hands-on yourself this session, so it should stick.</w:t>
       </w:r>
     </w:p>
     <w:sectPr>
